--- a/Course/7 Weekly Plan - Homework and Consolidation (Year 12)/Week 24 (15 Mar) - Review week - CAP4-KA8 + 2.1.5 (SOW Recap 1.3 slot)/2 Consolidation - Recap 3 (1.1-1.4) (typeable).docx
+++ b/Course/7 Weekly Plan - Homework and Consolidation (Year 12)/Week 24 (15 Mar) - Review week - CAP4-KA8 + 2.1.5 (SOW Recap 1.3 slot)/2 Consolidation - Recap 3 (1.1-1.4) (typeable).docx
@@ -137,30 +137,32 @@
         <w:t>1.1.2</w:t>
       </w:r>
     </w:p>
-    <w:p>
-      <w:pPr>
-        <w:spacing w:before="260"/>
-        <w:pBdr>
-          <w:bottom w:val="single" w:sz="4" w:space="1" w:color="AAB4C0"/>
-        </w:pBdr>
-      </w:pPr>
-    </w:p>
-    <w:p>
-      <w:pPr>
-        <w:spacing w:before="260"/>
-        <w:pBdr>
-          <w:bottom w:val="single" w:sz="4" w:space="1" w:color="AAB4C0"/>
-        </w:pBdr>
-      </w:pPr>
-    </w:p>
-    <w:p>
-      <w:pPr>
-        <w:spacing w:before="260"/>
-        <w:pBdr>
-          <w:bottom w:val="single" w:sz="4" w:space="1" w:color="AAB4C0"/>
-        </w:pBdr>
-      </w:pPr>
-    </w:p>
+    <w:tbl>
+      <w:tblPr>
+        <w:tblStyle w:val="TableGrid"/>
+        <w:tblW w:type="auto" w:w="0"/>
+        <w:tblLook w:firstColumn="1" w:firstRow="1" w:lastColumn="0" w:lastRow="0" w:noHBand="0" w:noVBand="1" w:val="04A0"/>
+      </w:tblPr>
+      <w:tblGrid>
+        <w:gridCol w:w="8640"/>
+      </w:tblGrid>
+      <w:tr>
+        <w:trPr>
+          <w:trHeight w:val="1020" w:hRule="atLeast"/>
+        </w:trPr>
+        <w:tc>
+          <w:tcPr>
+            <w:tcW w:type="dxa" w:w="8640"/>
+          </w:tcPr>
+          <w:p>
+            <w:pPr>
+              <w:spacing w:before="40"/>
+            </w:pPr>
+          </w:p>
+        </w:tc>
+      </w:tr>
+    </w:tbl>
+    <w:p/>
     <w:p>
       <w:r>
         <w:rPr>
@@ -240,38 +242,32 @@
         <w:t>1.2.1</w:t>
       </w:r>
     </w:p>
-    <w:p>
-      <w:pPr>
-        <w:spacing w:before="260"/>
-        <w:pBdr>
-          <w:bottom w:val="single" w:sz="4" w:space="1" w:color="AAB4C0"/>
-        </w:pBdr>
-      </w:pPr>
-    </w:p>
-    <w:p>
-      <w:pPr>
-        <w:spacing w:before="260"/>
-        <w:pBdr>
-          <w:bottom w:val="single" w:sz="4" w:space="1" w:color="AAB4C0"/>
-        </w:pBdr>
-      </w:pPr>
-    </w:p>
-    <w:p>
-      <w:pPr>
-        <w:spacing w:before="260"/>
-        <w:pBdr>
-          <w:bottom w:val="single" w:sz="4" w:space="1" w:color="AAB4C0"/>
-        </w:pBdr>
-      </w:pPr>
-    </w:p>
-    <w:p>
-      <w:pPr>
-        <w:spacing w:before="260"/>
-        <w:pBdr>
-          <w:bottom w:val="single" w:sz="4" w:space="1" w:color="AAB4C0"/>
-        </w:pBdr>
-      </w:pPr>
-    </w:p>
+    <w:tbl>
+      <w:tblPr>
+        <w:tblStyle w:val="TableGrid"/>
+        <w:tblW w:type="auto" w:w="0"/>
+        <w:tblLook w:firstColumn="1" w:firstRow="1" w:lastColumn="0" w:lastRow="0" w:noHBand="0" w:noVBand="1" w:val="04A0"/>
+      </w:tblPr>
+      <w:tblGrid>
+        <w:gridCol w:w="8640"/>
+      </w:tblGrid>
+      <w:tr>
+        <w:trPr>
+          <w:trHeight w:val="1360" w:hRule="atLeast"/>
+        </w:trPr>
+        <w:tc>
+          <w:tcPr>
+            <w:tcW w:type="dxa" w:w="8640"/>
+          </w:tcPr>
+          <w:p>
+            <w:pPr>
+              <w:spacing w:before="40"/>
+            </w:pPr>
+          </w:p>
+        </w:tc>
+      </w:tr>
+    </w:tbl>
+    <w:p/>
     <w:p>
       <w:r>
         <w:rPr>
@@ -351,38 +347,32 @@
         <w:t>1.2.2</w:t>
       </w:r>
     </w:p>
-    <w:p>
-      <w:pPr>
-        <w:spacing w:before="260"/>
-        <w:pBdr>
-          <w:bottom w:val="single" w:sz="4" w:space="1" w:color="AAB4C0"/>
-        </w:pBdr>
-      </w:pPr>
-    </w:p>
-    <w:p>
-      <w:pPr>
-        <w:spacing w:before="260"/>
-        <w:pBdr>
-          <w:bottom w:val="single" w:sz="4" w:space="1" w:color="AAB4C0"/>
-        </w:pBdr>
-      </w:pPr>
-    </w:p>
-    <w:p>
-      <w:pPr>
-        <w:spacing w:before="260"/>
-        <w:pBdr>
-          <w:bottom w:val="single" w:sz="4" w:space="1" w:color="AAB4C0"/>
-        </w:pBdr>
-      </w:pPr>
-    </w:p>
-    <w:p>
-      <w:pPr>
-        <w:spacing w:before="260"/>
-        <w:pBdr>
-          <w:bottom w:val="single" w:sz="4" w:space="1" w:color="AAB4C0"/>
-        </w:pBdr>
-      </w:pPr>
-    </w:p>
+    <w:tbl>
+      <w:tblPr>
+        <w:tblStyle w:val="TableGrid"/>
+        <w:tblW w:type="auto" w:w="0"/>
+        <w:tblLook w:firstColumn="1" w:firstRow="1" w:lastColumn="0" w:lastRow="0" w:noHBand="0" w:noVBand="1" w:val="04A0"/>
+      </w:tblPr>
+      <w:tblGrid>
+        <w:gridCol w:w="8640"/>
+      </w:tblGrid>
+      <w:tr>
+        <w:trPr>
+          <w:trHeight w:val="1360" w:hRule="atLeast"/>
+        </w:trPr>
+        <w:tc>
+          <w:tcPr>
+            <w:tcW w:type="dxa" w:w="8640"/>
+          </w:tcPr>
+          <w:p>
+            <w:pPr>
+              <w:spacing w:before="40"/>
+            </w:pPr>
+          </w:p>
+        </w:tc>
+      </w:tr>
+    </w:tbl>
+    <w:p/>
     <w:p>
       <w:r>
         <w:rPr>
@@ -462,38 +452,32 @@
         <w:t>1.3.1</w:t>
       </w:r>
     </w:p>
-    <w:p>
-      <w:pPr>
-        <w:spacing w:before="260"/>
-        <w:pBdr>
-          <w:bottom w:val="single" w:sz="4" w:space="1" w:color="AAB4C0"/>
-        </w:pBdr>
-      </w:pPr>
-    </w:p>
-    <w:p>
-      <w:pPr>
-        <w:spacing w:before="260"/>
-        <w:pBdr>
-          <w:bottom w:val="single" w:sz="4" w:space="1" w:color="AAB4C0"/>
-        </w:pBdr>
-      </w:pPr>
-    </w:p>
-    <w:p>
-      <w:pPr>
-        <w:spacing w:before="260"/>
-        <w:pBdr>
-          <w:bottom w:val="single" w:sz="4" w:space="1" w:color="AAB4C0"/>
-        </w:pBdr>
-      </w:pPr>
-    </w:p>
-    <w:p>
-      <w:pPr>
-        <w:spacing w:before="260"/>
-        <w:pBdr>
-          <w:bottom w:val="single" w:sz="4" w:space="1" w:color="AAB4C0"/>
-        </w:pBdr>
-      </w:pPr>
-    </w:p>
+    <w:tbl>
+      <w:tblPr>
+        <w:tblStyle w:val="TableGrid"/>
+        <w:tblW w:type="auto" w:w="0"/>
+        <w:tblLook w:firstColumn="1" w:firstRow="1" w:lastColumn="0" w:lastRow="0" w:noHBand="0" w:noVBand="1" w:val="04A0"/>
+      </w:tblPr>
+      <w:tblGrid>
+        <w:gridCol w:w="8640"/>
+      </w:tblGrid>
+      <w:tr>
+        <w:trPr>
+          <w:trHeight w:val="1360" w:hRule="atLeast"/>
+        </w:trPr>
+        <w:tc>
+          <w:tcPr>
+            <w:tcW w:type="dxa" w:w="8640"/>
+          </w:tcPr>
+          <w:p>
+            <w:pPr>
+              <w:spacing w:before="40"/>
+            </w:pPr>
+          </w:p>
+        </w:tc>
+      </w:tr>
+    </w:tbl>
+    <w:p/>
     <w:p>
       <w:r>
         <w:rPr>
@@ -554,22 +538,32 @@
         <w:t>(AO2)</w:t>
       </w:r>
     </w:p>
-    <w:p>
-      <w:pPr>
-        <w:spacing w:before="260"/>
-        <w:pBdr>
-          <w:bottom w:val="single" w:sz="4" w:space="1" w:color="AAB4C0"/>
-        </w:pBdr>
-      </w:pPr>
-    </w:p>
-    <w:p>
-      <w:pPr>
-        <w:spacing w:before="260"/>
-        <w:pBdr>
-          <w:bottom w:val="single" w:sz="4" w:space="1" w:color="AAB4C0"/>
-        </w:pBdr>
-      </w:pPr>
-    </w:p>
+    <w:tbl>
+      <w:tblPr>
+        <w:tblStyle w:val="TableGrid"/>
+        <w:tblW w:type="auto" w:w="0"/>
+        <w:tblLook w:firstColumn="1" w:firstRow="1" w:lastColumn="0" w:lastRow="0" w:noHBand="0" w:noVBand="1" w:val="04A0"/>
+      </w:tblPr>
+      <w:tblGrid>
+        <w:gridCol w:w="8640"/>
+      </w:tblGrid>
+      <w:tr>
+        <w:trPr>
+          <w:trHeight w:val="680" w:hRule="atLeast"/>
+        </w:trPr>
+        <w:tc>
+          <w:tcPr>
+            <w:tcW w:type="dxa" w:w="8640"/>
+          </w:tcPr>
+          <w:p>
+            <w:pPr>
+              <w:spacing w:before="40"/>
+            </w:pPr>
+          </w:p>
+        </w:tc>
+      </w:tr>
+    </w:tbl>
+    <w:p/>
     <w:p>
       <w:r>
         <w:rPr>
@@ -600,30 +594,32 @@
         <w:t>(AO2)</w:t>
       </w:r>
     </w:p>
-    <w:p>
-      <w:pPr>
-        <w:spacing w:before="260"/>
-        <w:pBdr>
-          <w:bottom w:val="single" w:sz="4" w:space="1" w:color="AAB4C0"/>
-        </w:pBdr>
-      </w:pPr>
-    </w:p>
-    <w:p>
-      <w:pPr>
-        <w:spacing w:before="260"/>
-        <w:pBdr>
-          <w:bottom w:val="single" w:sz="4" w:space="1" w:color="AAB4C0"/>
-        </w:pBdr>
-      </w:pPr>
-    </w:p>
-    <w:p>
-      <w:pPr>
-        <w:spacing w:before="260"/>
-        <w:pBdr>
-          <w:bottom w:val="single" w:sz="4" w:space="1" w:color="AAB4C0"/>
-        </w:pBdr>
-      </w:pPr>
-    </w:p>
+    <w:tbl>
+      <w:tblPr>
+        <w:tblStyle w:val="TableGrid"/>
+        <w:tblW w:type="auto" w:w="0"/>
+        <w:tblLook w:firstColumn="1" w:firstRow="1" w:lastColumn="0" w:lastRow="0" w:noHBand="0" w:noVBand="1" w:val="04A0"/>
+      </w:tblPr>
+      <w:tblGrid>
+        <w:gridCol w:w="8640"/>
+      </w:tblGrid>
+      <w:tr>
+        <w:trPr>
+          <w:trHeight w:val="1020" w:hRule="atLeast"/>
+        </w:trPr>
+        <w:tc>
+          <w:tcPr>
+            <w:tcW w:type="dxa" w:w="8640"/>
+          </w:tcPr>
+          <w:p>
+            <w:pPr>
+              <w:spacing w:before="40"/>
+            </w:pPr>
+          </w:p>
+        </w:tc>
+      </w:tr>
+    </w:tbl>
+    <w:p/>
     <w:p>
       <w:r>
         <w:rPr>
@@ -728,22 +724,32 @@
         <w:t>(AO2)</w:t>
       </w:r>
     </w:p>
-    <w:p>
-      <w:pPr>
-        <w:spacing w:before="260"/>
-        <w:pBdr>
-          <w:bottom w:val="single" w:sz="4" w:space="1" w:color="AAB4C0"/>
-        </w:pBdr>
-      </w:pPr>
-    </w:p>
-    <w:p>
-      <w:pPr>
-        <w:spacing w:before="260"/>
-        <w:pBdr>
-          <w:bottom w:val="single" w:sz="4" w:space="1" w:color="AAB4C0"/>
-        </w:pBdr>
-      </w:pPr>
-    </w:p>
+    <w:tbl>
+      <w:tblPr>
+        <w:tblStyle w:val="TableGrid"/>
+        <w:tblW w:type="auto" w:w="0"/>
+        <w:tblLook w:firstColumn="1" w:firstRow="1" w:lastColumn="0" w:lastRow="0" w:noHBand="0" w:noVBand="1" w:val="04A0"/>
+      </w:tblPr>
+      <w:tblGrid>
+        <w:gridCol w:w="8640"/>
+      </w:tblGrid>
+      <w:tr>
+        <w:trPr>
+          <w:trHeight w:val="680" w:hRule="atLeast"/>
+        </w:trPr>
+        <w:tc>
+          <w:tcPr>
+            <w:tcW w:type="dxa" w:w="8640"/>
+          </w:tcPr>
+          <w:p>
+            <w:pPr>
+              <w:spacing w:before="40"/>
+            </w:pPr>
+          </w:p>
+        </w:tc>
+      </w:tr>
+    </w:tbl>
+    <w:p/>
     <w:p>
       <w:r>
         <w:rPr>
@@ -774,22 +780,32 @@
         <w:t>(AO2)</w:t>
       </w:r>
     </w:p>
-    <w:p>
-      <w:pPr>
-        <w:spacing w:before="260"/>
-        <w:pBdr>
-          <w:bottom w:val="single" w:sz="4" w:space="1" w:color="AAB4C0"/>
-        </w:pBdr>
-      </w:pPr>
-    </w:p>
-    <w:p>
-      <w:pPr>
-        <w:spacing w:before="260"/>
-        <w:pBdr>
-          <w:bottom w:val="single" w:sz="4" w:space="1" w:color="AAB4C0"/>
-        </w:pBdr>
-      </w:pPr>
-    </w:p>
+    <w:tbl>
+      <w:tblPr>
+        <w:tblStyle w:val="TableGrid"/>
+        <w:tblW w:type="auto" w:w="0"/>
+        <w:tblLook w:firstColumn="1" w:firstRow="1" w:lastColumn="0" w:lastRow="0" w:noHBand="0" w:noVBand="1" w:val="04A0"/>
+      </w:tblPr>
+      <w:tblGrid>
+        <w:gridCol w:w="8640"/>
+      </w:tblGrid>
+      <w:tr>
+        <w:trPr>
+          <w:trHeight w:val="680" w:hRule="atLeast"/>
+        </w:trPr>
+        <w:tc>
+          <w:tcPr>
+            <w:tcW w:type="dxa" w:w="8640"/>
+          </w:tcPr>
+          <w:p>
+            <w:pPr>
+              <w:spacing w:before="40"/>
+            </w:pPr>
+          </w:p>
+        </w:tc>
+      </w:tr>
+    </w:tbl>
+    <w:p/>
     <w:p>
       <w:r>
         <w:rPr>
@@ -834,30 +850,32 @@
         <w:t>(AO2)</w:t>
       </w:r>
     </w:p>
-    <w:p>
-      <w:pPr>
-        <w:spacing w:before="260"/>
-        <w:pBdr>
-          <w:bottom w:val="single" w:sz="4" w:space="1" w:color="AAB4C0"/>
-        </w:pBdr>
-      </w:pPr>
-    </w:p>
-    <w:p>
-      <w:pPr>
-        <w:spacing w:before="260"/>
-        <w:pBdr>
-          <w:bottom w:val="single" w:sz="4" w:space="1" w:color="AAB4C0"/>
-        </w:pBdr>
-      </w:pPr>
-    </w:p>
-    <w:p>
-      <w:pPr>
-        <w:spacing w:before="260"/>
-        <w:pBdr>
-          <w:bottom w:val="single" w:sz="4" w:space="1" w:color="AAB4C0"/>
-        </w:pBdr>
-      </w:pPr>
-    </w:p>
+    <w:tbl>
+      <w:tblPr>
+        <w:tblStyle w:val="TableGrid"/>
+        <w:tblW w:type="auto" w:w="0"/>
+        <w:tblLook w:firstColumn="1" w:firstRow="1" w:lastColumn="0" w:lastRow="0" w:noHBand="0" w:noVBand="1" w:val="04A0"/>
+      </w:tblPr>
+      <w:tblGrid>
+        <w:gridCol w:w="8640"/>
+      </w:tblGrid>
+      <w:tr>
+        <w:trPr>
+          <w:trHeight w:val="1020" w:hRule="atLeast"/>
+        </w:trPr>
+        <w:tc>
+          <w:tcPr>
+            <w:tcW w:type="dxa" w:w="8640"/>
+          </w:tcPr>
+          <w:p>
+            <w:pPr>
+              <w:spacing w:before="40"/>
+            </w:pPr>
+          </w:p>
+        </w:tc>
+      </w:tr>
+    </w:tbl>
+    <w:p/>
     <w:p>
       <w:r>
         <w:rPr>
@@ -943,30 +961,32 @@
         <w:t>(AO2)</w:t>
       </w:r>
     </w:p>
-    <w:p>
-      <w:pPr>
-        <w:spacing w:before="260"/>
-        <w:pBdr>
-          <w:bottom w:val="single" w:sz="4" w:space="1" w:color="AAB4C0"/>
-        </w:pBdr>
-      </w:pPr>
-    </w:p>
-    <w:p>
-      <w:pPr>
-        <w:spacing w:before="260"/>
-        <w:pBdr>
-          <w:bottom w:val="single" w:sz="4" w:space="1" w:color="AAB4C0"/>
-        </w:pBdr>
-      </w:pPr>
-    </w:p>
-    <w:p>
-      <w:pPr>
-        <w:spacing w:before="260"/>
-        <w:pBdr>
-          <w:bottom w:val="single" w:sz="4" w:space="1" w:color="AAB4C0"/>
-        </w:pBdr>
-      </w:pPr>
-    </w:p>
+    <w:tbl>
+      <w:tblPr>
+        <w:tblStyle w:val="TableGrid"/>
+        <w:tblW w:type="auto" w:w="0"/>
+        <w:tblLook w:firstColumn="1" w:firstRow="1" w:lastColumn="0" w:lastRow="0" w:noHBand="0" w:noVBand="1" w:val="04A0"/>
+      </w:tblPr>
+      <w:tblGrid>
+        <w:gridCol w:w="8640"/>
+      </w:tblGrid>
+      <w:tr>
+        <w:trPr>
+          <w:trHeight w:val="1020" w:hRule="atLeast"/>
+        </w:trPr>
+        <w:tc>
+          <w:tcPr>
+            <w:tcW w:type="dxa" w:w="8640"/>
+          </w:tcPr>
+          <w:p>
+            <w:pPr>
+              <w:spacing w:before="40"/>
+            </w:pPr>
+          </w:p>
+        </w:tc>
+      </w:tr>
+    </w:tbl>
+    <w:p/>
     <w:p>
       <w:r>
         <w:rPr>
@@ -1011,22 +1031,32 @@
         <w:t>(AO1)</w:t>
       </w:r>
     </w:p>
-    <w:p>
-      <w:pPr>
-        <w:spacing w:before="260"/>
-        <w:pBdr>
-          <w:bottom w:val="single" w:sz="4" w:space="1" w:color="AAB4C0"/>
-        </w:pBdr>
-      </w:pPr>
-    </w:p>
-    <w:p>
-      <w:pPr>
-        <w:spacing w:before="260"/>
-        <w:pBdr>
-          <w:bottom w:val="single" w:sz="4" w:space="1" w:color="AAB4C0"/>
-        </w:pBdr>
-      </w:pPr>
-    </w:p>
+    <w:tbl>
+      <w:tblPr>
+        <w:tblStyle w:val="TableGrid"/>
+        <w:tblW w:type="auto" w:w="0"/>
+        <w:tblLook w:firstColumn="1" w:firstRow="1" w:lastColumn="0" w:lastRow="0" w:noHBand="0" w:noVBand="1" w:val="04A0"/>
+      </w:tblPr>
+      <w:tblGrid>
+        <w:gridCol w:w="8640"/>
+      </w:tblGrid>
+      <w:tr>
+        <w:trPr>
+          <w:trHeight w:val="680" w:hRule="atLeast"/>
+        </w:trPr>
+        <w:tc>
+          <w:tcPr>
+            <w:tcW w:type="dxa" w:w="8640"/>
+          </w:tcPr>
+          <w:p>
+            <w:pPr>
+              <w:spacing w:before="40"/>
+            </w:pPr>
+          </w:p>
+        </w:tc>
+      </w:tr>
+    </w:tbl>
+    <w:p/>
     <w:p>
       <w:r>
         <w:rPr>
@@ -1115,38 +1145,32 @@
         <w:t>1.4.3</w:t>
       </w:r>
     </w:p>
-    <w:p>
-      <w:pPr>
-        <w:spacing w:before="260"/>
-        <w:pBdr>
-          <w:bottom w:val="single" w:sz="4" w:space="1" w:color="AAB4C0"/>
-        </w:pBdr>
-      </w:pPr>
-    </w:p>
-    <w:p>
-      <w:pPr>
-        <w:spacing w:before="260"/>
-        <w:pBdr>
-          <w:bottom w:val="single" w:sz="4" w:space="1" w:color="AAB4C0"/>
-        </w:pBdr>
-      </w:pPr>
-    </w:p>
-    <w:p>
-      <w:pPr>
-        <w:spacing w:before="260"/>
-        <w:pBdr>
-          <w:bottom w:val="single" w:sz="4" w:space="1" w:color="AAB4C0"/>
-        </w:pBdr>
-      </w:pPr>
-    </w:p>
-    <w:p>
-      <w:pPr>
-        <w:spacing w:before="260"/>
-        <w:pBdr>
-          <w:bottom w:val="single" w:sz="4" w:space="1" w:color="AAB4C0"/>
-        </w:pBdr>
-      </w:pPr>
-    </w:p>
+    <w:tbl>
+      <w:tblPr>
+        <w:tblStyle w:val="TableGrid"/>
+        <w:tblW w:type="auto" w:w="0"/>
+        <w:tblLook w:firstColumn="1" w:firstRow="1" w:lastColumn="0" w:lastRow="0" w:noHBand="0" w:noVBand="1" w:val="04A0"/>
+      </w:tblPr>
+      <w:tblGrid>
+        <w:gridCol w:w="8640"/>
+      </w:tblGrid>
+      <w:tr>
+        <w:trPr>
+          <w:trHeight w:val="1360" w:hRule="atLeast"/>
+        </w:trPr>
+        <w:tc>
+          <w:tcPr>
+            <w:tcW w:type="dxa" w:w="8640"/>
+          </w:tcPr>
+          <w:p>
+            <w:pPr>
+              <w:spacing w:before="40"/>
+            </w:pPr>
+          </w:p>
+        </w:tc>
+      </w:tr>
+    </w:tbl>
+    <w:p/>
     <w:p>
       <w:r>
         <w:rPr>
@@ -1212,54 +1236,32 @@
         <w:t>1.4.3</w:t>
       </w:r>
     </w:p>
-    <w:p>
-      <w:pPr>
-        <w:spacing w:before="260"/>
-        <w:pBdr>
-          <w:bottom w:val="single" w:sz="4" w:space="1" w:color="AAB4C0"/>
-        </w:pBdr>
-      </w:pPr>
-    </w:p>
-    <w:p>
-      <w:pPr>
-        <w:spacing w:before="260"/>
-        <w:pBdr>
-          <w:bottom w:val="single" w:sz="4" w:space="1" w:color="AAB4C0"/>
-        </w:pBdr>
-      </w:pPr>
-    </w:p>
-    <w:p>
-      <w:pPr>
-        <w:spacing w:before="260"/>
-        <w:pBdr>
-          <w:bottom w:val="single" w:sz="4" w:space="1" w:color="AAB4C0"/>
-        </w:pBdr>
-      </w:pPr>
-    </w:p>
-    <w:p>
-      <w:pPr>
-        <w:spacing w:before="260"/>
-        <w:pBdr>
-          <w:bottom w:val="single" w:sz="4" w:space="1" w:color="AAB4C0"/>
-        </w:pBdr>
-      </w:pPr>
-    </w:p>
-    <w:p>
-      <w:pPr>
-        <w:spacing w:before="260"/>
-        <w:pBdr>
-          <w:bottom w:val="single" w:sz="4" w:space="1" w:color="AAB4C0"/>
-        </w:pBdr>
-      </w:pPr>
-    </w:p>
-    <w:p>
-      <w:pPr>
-        <w:spacing w:before="260"/>
-        <w:pBdr>
-          <w:bottom w:val="single" w:sz="4" w:space="1" w:color="AAB4C0"/>
-        </w:pBdr>
-      </w:pPr>
-    </w:p>
+    <w:tbl>
+      <w:tblPr>
+        <w:tblStyle w:val="TableGrid"/>
+        <w:tblW w:type="auto" w:w="0"/>
+        <w:tblLook w:firstColumn="1" w:firstRow="1" w:lastColumn="0" w:lastRow="0" w:noHBand="0" w:noVBand="1" w:val="04A0"/>
+      </w:tblPr>
+      <w:tblGrid>
+        <w:gridCol w:w="8640"/>
+      </w:tblGrid>
+      <w:tr>
+        <w:trPr>
+          <w:trHeight w:val="2040" w:hRule="atLeast"/>
+        </w:trPr>
+        <w:tc>
+          <w:tcPr>
+            <w:tcW w:type="dxa" w:w="8640"/>
+          </w:tcPr>
+          <w:p>
+            <w:pPr>
+              <w:spacing w:before="40"/>
+            </w:pPr>
+          </w:p>
+        </w:tc>
+      </w:tr>
+    </w:tbl>
+    <w:p/>
     <w:tbl>
       <w:tblPr>
         <w:tblStyle w:val="TableGrid"/>
@@ -1603,30 +1605,32 @@
         <w:t>(AO3)</w:t>
       </w:r>
     </w:p>
-    <w:p>
-      <w:pPr>
-        <w:spacing w:before="260"/>
-        <w:pBdr>
-          <w:bottom w:val="single" w:sz="4" w:space="1" w:color="AAB4C0"/>
-        </w:pBdr>
-      </w:pPr>
-    </w:p>
-    <w:p>
-      <w:pPr>
-        <w:spacing w:before="260"/>
-        <w:pBdr>
-          <w:bottom w:val="single" w:sz="4" w:space="1" w:color="AAB4C0"/>
-        </w:pBdr>
-      </w:pPr>
-    </w:p>
-    <w:p>
-      <w:pPr>
-        <w:spacing w:before="260"/>
-        <w:pBdr>
-          <w:bottom w:val="single" w:sz="4" w:space="1" w:color="AAB4C0"/>
-        </w:pBdr>
-      </w:pPr>
-    </w:p>
+    <w:tbl>
+      <w:tblPr>
+        <w:tblStyle w:val="TableGrid"/>
+        <w:tblW w:type="auto" w:w="0"/>
+        <w:tblLook w:firstColumn="1" w:firstRow="1" w:lastColumn="0" w:lastRow="0" w:noHBand="0" w:noVBand="1" w:val="04A0"/>
+      </w:tblPr>
+      <w:tblGrid>
+        <w:gridCol w:w="8640"/>
+      </w:tblGrid>
+      <w:tr>
+        <w:trPr>
+          <w:trHeight w:val="1020" w:hRule="atLeast"/>
+        </w:trPr>
+        <w:tc>
+          <w:tcPr>
+            <w:tcW w:type="dxa" w:w="8640"/>
+          </w:tcPr>
+          <w:p>
+            <w:pPr>
+              <w:spacing w:before="40"/>
+            </w:pPr>
+          </w:p>
+        </w:tc>
+      </w:tr>
+    </w:tbl>
+    <w:p/>
     <w:p>
       <w:r>
         <w:rPr>
@@ -1671,30 +1675,32 @@
         <w:t>(AO3)</w:t>
       </w:r>
     </w:p>
-    <w:p>
-      <w:pPr>
-        <w:spacing w:before="260"/>
-        <w:pBdr>
-          <w:bottom w:val="single" w:sz="4" w:space="1" w:color="AAB4C0"/>
-        </w:pBdr>
-      </w:pPr>
-    </w:p>
-    <w:p>
-      <w:pPr>
-        <w:spacing w:before="260"/>
-        <w:pBdr>
-          <w:bottom w:val="single" w:sz="4" w:space="1" w:color="AAB4C0"/>
-        </w:pBdr>
-      </w:pPr>
-    </w:p>
-    <w:p>
-      <w:pPr>
-        <w:spacing w:before="260"/>
-        <w:pBdr>
-          <w:bottom w:val="single" w:sz="4" w:space="1" w:color="AAB4C0"/>
-        </w:pBdr>
-      </w:pPr>
-    </w:p>
+    <w:tbl>
+      <w:tblPr>
+        <w:tblStyle w:val="TableGrid"/>
+        <w:tblW w:type="auto" w:w="0"/>
+        <w:tblLook w:firstColumn="1" w:firstRow="1" w:lastColumn="0" w:lastRow="0" w:noHBand="0" w:noVBand="1" w:val="04A0"/>
+      </w:tblPr>
+      <w:tblGrid>
+        <w:gridCol w:w="8640"/>
+      </w:tblGrid>
+      <w:tr>
+        <w:trPr>
+          <w:trHeight w:val="1020" w:hRule="atLeast"/>
+        </w:trPr>
+        <w:tc>
+          <w:tcPr>
+            <w:tcW w:type="dxa" w:w="8640"/>
+          </w:tcPr>
+          <w:p>
+            <w:pPr>
+              <w:spacing w:before="40"/>
+            </w:pPr>
+          </w:p>
+        </w:tc>
+      </w:tr>
+    </w:tbl>
+    <w:p/>
     <w:p>
       <w:r>
         <w:rPr>
@@ -1792,30 +1798,32 @@
         <w:t>(AO3)</w:t>
       </w:r>
     </w:p>
-    <w:p>
-      <w:pPr>
-        <w:spacing w:before="260"/>
-        <w:pBdr>
-          <w:bottom w:val="single" w:sz="4" w:space="1" w:color="AAB4C0"/>
-        </w:pBdr>
-      </w:pPr>
-    </w:p>
-    <w:p>
-      <w:pPr>
-        <w:spacing w:before="260"/>
-        <w:pBdr>
-          <w:bottom w:val="single" w:sz="4" w:space="1" w:color="AAB4C0"/>
-        </w:pBdr>
-      </w:pPr>
-    </w:p>
-    <w:p>
-      <w:pPr>
-        <w:spacing w:before="260"/>
-        <w:pBdr>
-          <w:bottom w:val="single" w:sz="4" w:space="1" w:color="AAB4C0"/>
-        </w:pBdr>
-      </w:pPr>
-    </w:p>
+    <w:tbl>
+      <w:tblPr>
+        <w:tblStyle w:val="TableGrid"/>
+        <w:tblW w:type="auto" w:w="0"/>
+        <w:tblLook w:firstColumn="1" w:firstRow="1" w:lastColumn="0" w:lastRow="0" w:noHBand="0" w:noVBand="1" w:val="04A0"/>
+      </w:tblPr>
+      <w:tblGrid>
+        <w:gridCol w:w="8640"/>
+      </w:tblGrid>
+      <w:tr>
+        <w:trPr>
+          <w:trHeight w:val="1020" w:hRule="atLeast"/>
+        </w:trPr>
+        <w:tc>
+          <w:tcPr>
+            <w:tcW w:type="dxa" w:w="8640"/>
+          </w:tcPr>
+          <w:p>
+            <w:pPr>
+              <w:spacing w:before="40"/>
+            </w:pPr>
+          </w:p>
+        </w:tc>
+      </w:tr>
+    </w:tbl>
+    <w:p/>
     <w:p>
       <w:r>
         <w:rPr>
@@ -1860,30 +1868,32 @@
         <w:t>(AO3)</w:t>
       </w:r>
     </w:p>
-    <w:p>
-      <w:pPr>
-        <w:spacing w:before="260"/>
-        <w:pBdr>
-          <w:bottom w:val="single" w:sz="4" w:space="1" w:color="AAB4C0"/>
-        </w:pBdr>
-      </w:pPr>
-    </w:p>
-    <w:p>
-      <w:pPr>
-        <w:spacing w:before="260"/>
-        <w:pBdr>
-          <w:bottom w:val="single" w:sz="4" w:space="1" w:color="AAB4C0"/>
-        </w:pBdr>
-      </w:pPr>
-    </w:p>
-    <w:p>
-      <w:pPr>
-        <w:spacing w:before="260"/>
-        <w:pBdr>
-          <w:bottom w:val="single" w:sz="4" w:space="1" w:color="AAB4C0"/>
-        </w:pBdr>
-      </w:pPr>
-    </w:p>
+    <w:tbl>
+      <w:tblPr>
+        <w:tblStyle w:val="TableGrid"/>
+        <w:tblW w:type="auto" w:w="0"/>
+        <w:tblLook w:firstColumn="1" w:firstRow="1" w:lastColumn="0" w:lastRow="0" w:noHBand="0" w:noVBand="1" w:val="04A0"/>
+      </w:tblPr>
+      <w:tblGrid>
+        <w:gridCol w:w="8640"/>
+      </w:tblGrid>
+      <w:tr>
+        <w:trPr>
+          <w:trHeight w:val="1020" w:hRule="atLeast"/>
+        </w:trPr>
+        <w:tc>
+          <w:tcPr>
+            <w:tcW w:type="dxa" w:w="8640"/>
+          </w:tcPr>
+          <w:p>
+            <w:pPr>
+              <w:spacing w:before="40"/>
+            </w:pPr>
+          </w:p>
+        </w:tc>
+      </w:tr>
+    </w:tbl>
+    <w:p/>
     <w:p>
       <w:r>
         <w:rPr>
@@ -2028,70 +2038,32 @@
         <w:t>synoptic 1.1 + 1.4 + 1.3</w:t>
       </w:r>
     </w:p>
-    <w:p>
-      <w:pPr>
-        <w:spacing w:before="260"/>
-        <w:pBdr>
-          <w:bottom w:val="single" w:sz="4" w:space="1" w:color="AAB4C0"/>
-        </w:pBdr>
-      </w:pPr>
-    </w:p>
-    <w:p>
-      <w:pPr>
-        <w:spacing w:before="260"/>
-        <w:pBdr>
-          <w:bottom w:val="single" w:sz="4" w:space="1" w:color="AAB4C0"/>
-        </w:pBdr>
-      </w:pPr>
-    </w:p>
-    <w:p>
-      <w:pPr>
-        <w:spacing w:before="260"/>
-        <w:pBdr>
-          <w:bottom w:val="single" w:sz="4" w:space="1" w:color="AAB4C0"/>
-        </w:pBdr>
-      </w:pPr>
-    </w:p>
-    <w:p>
-      <w:pPr>
-        <w:spacing w:before="260"/>
-        <w:pBdr>
-          <w:bottom w:val="single" w:sz="4" w:space="1" w:color="AAB4C0"/>
-        </w:pBdr>
-      </w:pPr>
-    </w:p>
-    <w:p>
-      <w:pPr>
-        <w:spacing w:before="260"/>
-        <w:pBdr>
-          <w:bottom w:val="single" w:sz="4" w:space="1" w:color="AAB4C0"/>
-        </w:pBdr>
-      </w:pPr>
-    </w:p>
-    <w:p>
-      <w:pPr>
-        <w:spacing w:before="260"/>
-        <w:pBdr>
-          <w:bottom w:val="single" w:sz="4" w:space="1" w:color="AAB4C0"/>
-        </w:pBdr>
-      </w:pPr>
-    </w:p>
-    <w:p>
-      <w:pPr>
-        <w:spacing w:before="260"/>
-        <w:pBdr>
-          <w:bottom w:val="single" w:sz="4" w:space="1" w:color="AAB4C0"/>
-        </w:pBdr>
-      </w:pPr>
-    </w:p>
-    <w:p>
-      <w:pPr>
-        <w:spacing w:before="260"/>
-        <w:pBdr>
-          <w:bottom w:val="single" w:sz="4" w:space="1" w:color="AAB4C0"/>
-        </w:pBdr>
-      </w:pPr>
-    </w:p>
+    <w:tbl>
+      <w:tblPr>
+        <w:tblStyle w:val="TableGrid"/>
+        <w:tblW w:type="auto" w:w="0"/>
+        <w:tblLook w:firstColumn="1" w:firstRow="1" w:lastColumn="0" w:lastRow="0" w:noHBand="0" w:noVBand="1" w:val="04A0"/>
+      </w:tblPr>
+      <w:tblGrid>
+        <w:gridCol w:w="8640"/>
+      </w:tblGrid>
+      <w:tr>
+        <w:trPr>
+          <w:trHeight w:val="2720" w:hRule="atLeast"/>
+        </w:trPr>
+        <w:tc>
+          <w:tcPr>
+            <w:tcW w:type="dxa" w:w="8640"/>
+          </w:tcPr>
+          <w:p>
+            <w:pPr>
+              <w:spacing w:before="40"/>
+            </w:pPr>
+          </w:p>
+        </w:tc>
+      </w:tr>
+    </w:tbl>
+    <w:p/>
     <w:p>
       <w:pPr>
         <w:pBdr>
